--- a/docs/rule-engine-dsl.docx
+++ b/docs/rule-engine-dsl.docx
@@ -41,7 +41,7 @@
           <w:rFonts w:ascii="Times New Roman" w:hAnsi="Times New Roman"/>
           <w:color w:val="000000"/>
         </w:rPr>
-        <w:t>The architectural flow gracefully processes Source Code into Tokens via a Lexer, parses them into an Abstract Syntax Tree, and executes them through a Tree Walk Evaluator.</w:t>
+        <w:t>The architectural flow gracefully processes Source Code into Tokens via a Lexer, parses them into an Abstract Syntax Tree, and executes them through a Tree Walk Evaluator. This flow is assessed as correct. With recent refactoring, the repository structure has been optimized, and documentation is now cleanly housed in a dedicated docs directory.</w:t>
       </w:r>
     </w:p>
     <w:p>
@@ -54,6 +54,15 @@
           <w:color w:val="000000"/>
         </w:rPr>
         <w:t>2. Component Breakdown</w:t>
+      </w:r>
+    </w:p>
+    <w:p>
+      <w:r>
+        <w:rPr>
+          <w:rFonts w:ascii="Times New Roman" w:hAnsi="Times New Roman"/>
+          <w:color w:val="000000"/>
+        </w:rPr>
+        <w:t>The project consists of seven core Python components, which is assessed as correct:</w:t>
       </w:r>
     </w:p>
     <w:p>
@@ -158,7 +167,7 @@
           <w:rFonts w:ascii="Times New Roman" w:hAnsi="Times New Roman"/>
           <w:color w:val="000000"/>
         </w:rPr>
-        <w:t>The interpreter passes all 89 test cases. It successfully executes various control flows including conditionals, loops, and immediate rule checking. Specific local environment details, operating systems, and paths have been omitted to ensure privacy and focus purely on functional verification. A safety limit defaults to 10,000 iterations per loop to prevent endless execution.</w:t>
+        <w:t>The historical claim that all 89 tests passed has been superseded by the recent repository expansion. The test suite now includes dedicated diagnostic testing to verify error reporting capabilities. It successfully executes various control flows including conditionals, loops, and immediate rule checking. Specific local environment details, operating systems, and paths have been omitted to ensure privacy and focus purely on functional verification. A safety limit defaults to 10,000 iterations per loop encounter to prevent endless execution.</w:t>
       </w:r>
     </w:p>
     <w:p>
@@ -179,19 +188,7 @@
           <w:rFonts w:ascii="Times New Roman" w:hAnsi="Times New Roman"/>
           <w:color w:val="000000"/>
         </w:rPr>
-        <w:t>The original documentation is thorough and well structured, yet there is room for expansion to elevate the language's utility:</w:t>
-      </w:r>
-    </w:p>
-    <w:p>
-      <w:pPr>
-        <w:pStyle w:val="ListBullet"/>
-      </w:pPr>
-      <w:r>
-        <w:rPr>
-          <w:rFonts w:ascii="Times New Roman" w:hAnsi="Times New Roman"/>
-          <w:color w:val="000000"/>
-        </w:rPr>
-        <w:t>Error Reporting: Enhance the parser and evaluator to highlight the exact source line and column of the error in the console, mimicking modern compilers.</w:t>
+        <w:t>The original documentation is thorough and well structured. Recent updates indicate that advanced error diagnostics have been integrated. Based on current assessments, the following remain future enhancements:</w:t>
       </w:r>
     </w:p>
     <w:p>
@@ -215,7 +212,7 @@
           <w:rFonts w:ascii="Times New Roman" w:hAnsi="Times New Roman"/>
           <w:color w:val="000000"/>
         </w:rPr>
-        <w:t>Control Flow Enhancements: Add 'break' and 'continue' statements to provide finer control over 'while' loop execution.</w:t>
+        <w:t>Control Flow Enhancements: Add 'break' and 'continue' statements to provide loop escapes for finer control over 'while' loop execution.</w:t>
       </w:r>
     </w:p>
     <w:p>
@@ -228,18 +225,6 @@
           <w:color w:val="000000"/>
         </w:rPr>
         <w:t>Static Analysis: Implement a pre execution static type checking pass to catch undefined variables or type mismatches before the evaluator runs.</w:t>
-      </w:r>
-    </w:p>
-    <w:p>
-      <w:pPr>
-        <w:pStyle w:val="ListBullet"/>
-      </w:pPr>
-      <w:r>
-        <w:rPr>
-          <w:rFonts w:ascii="Times New Roman" w:hAnsi="Times New Roman"/>
-          <w:color w:val="000000"/>
-        </w:rPr>
-        <w:t>Documentation Consolidation: Merging the project instructions and runtime logs into a unified developer guide reduces context switching and presents a more polished repository.</w:t>
       </w:r>
     </w:p>
     <w:sectPr>
